--- a/docs/export-data-user-guide.docx
+++ b/docs/export-data-user-guide.docx
@@ -472,202 +472,58 @@
     </w:p>
     <w:p>
       <w:pPr>
-        <w:pStyle w:val="SourceCode"/>
-      </w:pPr>
-      <w:r>
-        <w:rPr>
-          <w:rStyle w:val="VerbatimChar"/>
-        </w:rPr>
-        <w:t xml:space="preserve">┌──────────────────┐</w:t>
-      </w:r>
-      <w:r>
-        <w:br/>
-      </w:r>
-      <w:r>
-        <w:rPr>
-          <w:rStyle w:val="VerbatimChar"/>
-        </w:rPr>
-        <w:t xml:space="preserve">│  View any record │</w:t>
-      </w:r>
-      <w:r>
-        <w:br/>
-      </w:r>
-      <w:r>
-        <w:rPr>
-          <w:rStyle w:val="VerbatimChar"/>
-        </w:rPr>
-        <w:t xml:space="preserve">└────────┬─────────┘</w:t>
-      </w:r>
-      <w:r>
-        <w:br/>
-      </w:r>
-      <w:r>
-        <w:rPr>
-          <w:rStyle w:val="VerbatimChar"/>
-        </w:rPr>
-        <w:t xml:space="preserve">         │</w:t>
-      </w:r>
-      <w:r>
-        <w:br/>
-      </w:r>
-      <w:r>
-        <w:rPr>
-          <w:rStyle w:val="VerbatimChar"/>
-        </w:rPr>
-        <w:t xml:space="preserve">         ▼</w:t>
-      </w:r>
-      <w:r>
-        <w:br/>
-      </w:r>
-      <w:r>
-        <w:rPr>
-          <w:rStyle w:val="VerbatimChar"/>
-        </w:rPr>
-        <w:t xml:space="preserve">┌──────────────────┐</w:t>
-      </w:r>
-      <w:r>
-        <w:br/>
-      </w:r>
-      <w:r>
-        <w:rPr>
-          <w:rStyle w:val="VerbatimChar"/>
-        </w:rPr>
-        <w:t xml:space="preserve">│  Click "Export"  │</w:t>
-      </w:r>
-      <w:r>
-        <w:br/>
-      </w:r>
-      <w:r>
-        <w:rPr>
-          <w:rStyle w:val="VerbatimChar"/>
-        </w:rPr>
-        <w:t xml:space="preserve">│  button          │</w:t>
-      </w:r>
-      <w:r>
-        <w:br/>
-      </w:r>
-      <w:r>
-        <w:rPr>
-          <w:rStyle w:val="VerbatimChar"/>
-        </w:rPr>
-        <w:t xml:space="preserve">└────────┬─────────┘</w:t>
-      </w:r>
-      <w:r>
-        <w:br/>
-      </w:r>
-      <w:r>
-        <w:rPr>
-          <w:rStyle w:val="VerbatimChar"/>
-        </w:rPr>
-        <w:t xml:space="preserve">         │</w:t>
-      </w:r>
-      <w:r>
-        <w:br/>
-      </w:r>
-      <w:r>
-        <w:rPr>
-          <w:rStyle w:val="VerbatimChar"/>
-        </w:rPr>
-        <w:t xml:space="preserve">         ▼</w:t>
-      </w:r>
-      <w:r>
-        <w:br/>
-      </w:r>
-      <w:r>
-        <w:rPr>
-          <w:rStyle w:val="VerbatimChar"/>
-        </w:rPr>
-        <w:t xml:space="preserve">┌──────────────────┐</w:t>
-      </w:r>
-      <w:r>
-        <w:br/>
-      </w:r>
-      <w:r>
-        <w:rPr>
-          <w:rStyle w:val="VerbatimChar"/>
-        </w:rPr>
-        <w:t xml:space="preserve">│  Choose format:  │</w:t>
-      </w:r>
-      <w:r>
-        <w:br/>
-      </w:r>
-      <w:r>
-        <w:rPr>
-          <w:rStyle w:val="VerbatimChar"/>
-        </w:rPr>
-        <w:t xml:space="preserve">│  • EAD           │</w:t>
-      </w:r>
-      <w:r>
-        <w:br/>
-      </w:r>
-      <w:r>
-        <w:rPr>
-          <w:rStyle w:val="VerbatimChar"/>
-        </w:rPr>
-        <w:t xml:space="preserve">│  • Dublin Core   │</w:t>
-      </w:r>
-      <w:r>
-        <w:br/>
-      </w:r>
-      <w:r>
-        <w:rPr>
-          <w:rStyle w:val="VerbatimChar"/>
-        </w:rPr>
-        <w:t xml:space="preserve">│  • PDF           │</w:t>
-      </w:r>
-      <w:r>
-        <w:br/>
-      </w:r>
-      <w:r>
-        <w:rPr>
-          <w:rStyle w:val="VerbatimChar"/>
-        </w:rPr>
-        <w:t xml:space="preserve">└────────┬─────────┘</w:t>
-      </w:r>
-      <w:r>
-        <w:br/>
-      </w:r>
-      <w:r>
-        <w:rPr>
-          <w:rStyle w:val="VerbatimChar"/>
-        </w:rPr>
-        <w:t xml:space="preserve">         │</w:t>
-      </w:r>
-      <w:r>
-        <w:br/>
-      </w:r>
-      <w:r>
-        <w:rPr>
-          <w:rStyle w:val="VerbatimChar"/>
-        </w:rPr>
-        <w:t xml:space="preserve">         ▼</w:t>
-      </w:r>
-      <w:r>
-        <w:br/>
-      </w:r>
-      <w:r>
-        <w:rPr>
-          <w:rStyle w:val="VerbatimChar"/>
-        </w:rPr>
-        <w:t xml:space="preserve">┌──────────────────┐</w:t>
-      </w:r>
-      <w:r>
-        <w:br/>
-      </w:r>
-      <w:r>
-        <w:rPr>
-          <w:rStyle w:val="VerbatimChar"/>
-        </w:rPr>
-        <w:t xml:space="preserve">│  Download file   │</w:t>
-      </w:r>
-      <w:r>
-        <w:br/>
-      </w:r>
-      <w:r>
-        <w:rPr>
-          <w:rStyle w:val="VerbatimChar"/>
-        </w:rPr>
-        <w:t xml:space="preserve">└──────────────────┘</w:t>
+        <w:pStyle w:val="FirstParagraph"/>
+      </w:pPr>
+      <w:r>
+        <w:t xml:space="preserve">View</w:t>
+      </w:r>
+      <w:r>
+        <w:t xml:space="preserve">any</w:t>
+      </w:r>
+      <w:r>
+        <w:t xml:space="preserve">record</w:t>
+      </w:r>
+      <w:r>
+        <w:t xml:space="preserve">Click</w:t>
+      </w:r>
+      <w:r>
+        <w:t xml:space="preserve">"Export"</w:t>
+      </w:r>
+      <w:r>
+        <w:t xml:space="preserve">button</w:t>
+      </w:r>
+      <w:r>
+        <w:t xml:space="preserve">Choose</w:t>
+      </w:r>
+      <w:r>
+        <w:t xml:space="preserve">format:</w:t>
+      </w:r>
+      <w:r>
+        <w:t xml:space="preserve">•</w:t>
+      </w:r>
+      <w:r>
+        <w:t xml:space="preserve">EAD</w:t>
+      </w:r>
+      <w:r>
+        <w:t xml:space="preserve">•</w:t>
+      </w:r>
+      <w:r>
+        <w:t xml:space="preserve">Dublin</w:t>
+      </w:r>
+      <w:r>
+        <w:t xml:space="preserve">Core</w:t>
+      </w:r>
+      <w:r>
+        <w:t xml:space="preserve">•</w:t>
+      </w:r>
+      <w:r>
+        <w:t xml:space="preserve">PDF</w:t>
+      </w:r>
+      <w:r>
+        <w:t xml:space="preserve">Download</w:t>
+      </w:r>
+      <w:r>
+        <w:t xml:space="preserve">file</w:t>
       </w:r>
     </w:p>
     <w:bookmarkEnd w:id="23"/>
@@ -796,121 +652,73 @@
     </w:p>
     <w:p>
       <w:pPr>
-        <w:pStyle w:val="SourceCode"/>
-      </w:pPr>
-      <w:r>
-        <w:rPr>
-          <w:rStyle w:val="VerbatimChar"/>
-        </w:rPr>
-        <w:t xml:space="preserve">┌──────────────────────────────────────────────────────────────┐</w:t>
-      </w:r>
-      <w:r>
-        <w:br/>
-      </w:r>
-      <w:r>
-        <w:rPr>
-          <w:rStyle w:val="VerbatimChar"/>
-        </w:rPr>
-        <w:t xml:space="preserve">│                    EXPORT DASHBOARD                           │</w:t>
-      </w:r>
-      <w:r>
-        <w:br/>
-      </w:r>
-      <w:r>
-        <w:rPr>
-          <w:rStyle w:val="VerbatimChar"/>
-        </w:rPr>
-        <w:t xml:space="preserve">├──────────────────────────────────────────────────────────────┤</w:t>
-      </w:r>
-      <w:r>
-        <w:br/>
-      </w:r>
-      <w:r>
-        <w:rPr>
-          <w:rStyle w:val="VerbatimChar"/>
-        </w:rPr>
-        <w:t xml:space="preserve">│                                                              │</w:t>
-      </w:r>
-      <w:r>
-        <w:br/>
-      </w:r>
-      <w:r>
-        <w:rPr>
-          <w:rStyle w:val="VerbatimChar"/>
-        </w:rPr>
-        <w:t xml:space="preserve">│   ┌────────────────┐   ┌────────────────┐                   │</w:t>
-      </w:r>
-      <w:r>
-        <w:br/>
-      </w:r>
-      <w:r>
-        <w:rPr>
-          <w:rStyle w:val="VerbatimChar"/>
-        </w:rPr>
-        <w:t xml:space="preserve">│   │  CSV Export    │   │  EAD Export    │                   │</w:t>
-      </w:r>
-      <w:r>
-        <w:br/>
-      </w:r>
-      <w:r>
-        <w:rPr>
-          <w:rStyle w:val="VerbatimChar"/>
-        </w:rPr>
-        <w:t xml:space="preserve">│   │  Spreadsheet   │   │  Finding Aid   │                   │</w:t>
-      </w:r>
-      <w:r>
-        <w:br/>
-      </w:r>
-      <w:r>
-        <w:rPr>
-          <w:rStyle w:val="VerbatimChar"/>
-        </w:rPr>
-        <w:t xml:space="preserve">│   └────────────────┘   └────────────────┘                   │</w:t>
-      </w:r>
-      <w:r>
-        <w:br/>
-      </w:r>
-      <w:r>
-        <w:rPr>
-          <w:rStyle w:val="VerbatimChar"/>
-        </w:rPr>
-        <w:t xml:space="preserve">│                                                              │</w:t>
-      </w:r>
-      <w:r>
-        <w:br/>
-      </w:r>
-      <w:r>
-        <w:rPr>
-          <w:rStyle w:val="VerbatimChar"/>
-        </w:rPr>
-        <w:t xml:space="preserve">│   Export archival descriptions in standard formats           │</w:t>
-      </w:r>
-      <w:r>
-        <w:br/>
-      </w:r>
-      <w:r>
-        <w:rPr>
-          <w:rStyle w:val="VerbatimChar"/>
-        </w:rPr>
-        <w:t xml:space="preserve">│   with filtering by repository, level, and scope.           │</w:t>
-      </w:r>
-      <w:r>
-        <w:br/>
-      </w:r>
-      <w:r>
-        <w:rPr>
-          <w:rStyle w:val="VerbatimChar"/>
-        </w:rPr>
-        <w:t xml:space="preserve">│                                                              │</w:t>
-      </w:r>
-      <w:r>
-        <w:br/>
-      </w:r>
-      <w:r>
-        <w:rPr>
-          <w:rStyle w:val="VerbatimChar"/>
-        </w:rPr>
-        <w:t xml:space="preserve">└──────────────────────────────────────────────────────────────┘</w:t>
+        <w:pStyle w:val="BodyText"/>
+      </w:pPr>
+      <w:r>
+        <w:t xml:space="preserve">EXPORT</w:t>
+      </w:r>
+      <w:r>
+        <w:t xml:space="preserve">DASHBOARD</w:t>
+      </w:r>
+      <w:r>
+        <w:t xml:space="preserve">CSV</w:t>
+      </w:r>
+      <w:r>
+        <w:t xml:space="preserve">Export</w:t>
+      </w:r>
+      <w:r>
+        <w:t xml:space="preserve">EAD</w:t>
+      </w:r>
+      <w:r>
+        <w:t xml:space="preserve">Export</w:t>
+      </w:r>
+      <w:r>
+        <w:t xml:space="preserve">Spreadsheet</w:t>
+      </w:r>
+      <w:r>
+        <w:t xml:space="preserve">Finding</w:t>
+      </w:r>
+      <w:r>
+        <w:t xml:space="preserve">Aid</w:t>
+      </w:r>
+      <w:r>
+        <w:t xml:space="preserve">Export</w:t>
+      </w:r>
+      <w:r>
+        <w:t xml:space="preserve">archival</w:t>
+      </w:r>
+      <w:r>
+        <w:t xml:space="preserve">descriptions</w:t>
+      </w:r>
+      <w:r>
+        <w:t xml:space="preserve">in</w:t>
+      </w:r>
+      <w:r>
+        <w:t xml:space="preserve">standard</w:t>
+      </w:r>
+      <w:r>
+        <w:t xml:space="preserve">formats</w:t>
+      </w:r>
+      <w:r>
+        <w:t xml:space="preserve">with</w:t>
+      </w:r>
+      <w:r>
+        <w:t xml:space="preserve">filtering</w:t>
+      </w:r>
+      <w:r>
+        <w:t xml:space="preserve">by</w:t>
+      </w:r>
+      <w:r>
+        <w:t xml:space="preserve">repository,</w:t>
+      </w:r>
+      <w:r>
+        <w:t xml:space="preserve">level,</w:t>
+      </w:r>
+      <w:r>
+        <w:t xml:space="preserve">and</w:t>
+      </w:r>
+      <w:r>
+        <w:t xml:space="preserve">scope.</w:t>
       </w:r>
     </w:p>
     <w:bookmarkEnd w:id="26"/>
@@ -1274,301 +1082,76 @@
     </w:p>
     <w:p>
       <w:pPr>
-        <w:pStyle w:val="SourceCode"/>
-      </w:pPr>
-      <w:r>
-        <w:rPr>
-          <w:rStyle w:val="VerbatimChar"/>
-        </w:rPr>
-        <w:t xml:space="preserve">┌──────────────────┐</w:t>
-      </w:r>
-      <w:r>
-        <w:br/>
-      </w:r>
-      <w:r>
-        <w:rPr>
-          <w:rStyle w:val="VerbatimChar"/>
-        </w:rPr>
-        <w:t xml:space="preserve">│  Browse records  │</w:t>
-      </w:r>
-      <w:r>
-        <w:br/>
-      </w:r>
-      <w:r>
-        <w:rPr>
-          <w:rStyle w:val="VerbatimChar"/>
-        </w:rPr>
-        <w:t xml:space="preserve">└────────┬─────────┘</w:t>
-      </w:r>
-      <w:r>
-        <w:br/>
-      </w:r>
-      <w:r>
-        <w:rPr>
-          <w:rStyle w:val="VerbatimChar"/>
-        </w:rPr>
-        <w:t xml:space="preserve">         │</w:t>
-      </w:r>
-      <w:r>
-        <w:br/>
-      </w:r>
-      <w:r>
-        <w:rPr>
-          <w:rStyle w:val="VerbatimChar"/>
-        </w:rPr>
-        <w:t xml:space="preserve">         ▼</w:t>
-      </w:r>
-      <w:r>
-        <w:br/>
-      </w:r>
-      <w:r>
-        <w:rPr>
-          <w:rStyle w:val="VerbatimChar"/>
-        </w:rPr>
-        <w:t xml:space="preserve">┌──────────────────┐</w:t>
-      </w:r>
-      <w:r>
-        <w:br/>
-      </w:r>
-      <w:r>
-        <w:rPr>
-          <w:rStyle w:val="VerbatimChar"/>
-        </w:rPr>
-        <w:t xml:space="preserve">│  Click "Add to   │</w:t>
-      </w:r>
-      <w:r>
-        <w:br/>
-      </w:r>
-      <w:r>
-        <w:rPr>
-          <w:rStyle w:val="VerbatimChar"/>
-        </w:rPr>
-        <w:t xml:space="preserve">│  Clipboard" on   │</w:t>
-      </w:r>
-      <w:r>
-        <w:br/>
-      </w:r>
-      <w:r>
-        <w:rPr>
-          <w:rStyle w:val="VerbatimChar"/>
-        </w:rPr>
-        <w:t xml:space="preserve">│  each record     │</w:t>
-      </w:r>
-      <w:r>
-        <w:br/>
-      </w:r>
-      <w:r>
-        <w:rPr>
-          <w:rStyle w:val="VerbatimChar"/>
-        </w:rPr>
-        <w:t xml:space="preserve">└────────┬─────────┘</w:t>
-      </w:r>
-      <w:r>
-        <w:br/>
-      </w:r>
-      <w:r>
-        <w:rPr>
-          <w:rStyle w:val="VerbatimChar"/>
-        </w:rPr>
-        <w:t xml:space="preserve">         │</w:t>
-      </w:r>
-      <w:r>
-        <w:br/>
-      </w:r>
-      <w:r>
-        <w:rPr>
-          <w:rStyle w:val="VerbatimChar"/>
-        </w:rPr>
-        <w:t xml:space="preserve">         ▼</w:t>
-      </w:r>
-      <w:r>
-        <w:br/>
-      </w:r>
-      <w:r>
-        <w:rPr>
-          <w:rStyle w:val="VerbatimChar"/>
-        </w:rPr>
-        <w:t xml:space="preserve">┌──────────────────┐</w:t>
-      </w:r>
-      <w:r>
-        <w:br/>
-      </w:r>
-      <w:r>
-        <w:rPr>
-          <w:rStyle w:val="VerbatimChar"/>
-        </w:rPr>
-        <w:t xml:space="preserve">│  Go to Clipboard │</w:t>
-      </w:r>
-      <w:r>
-        <w:br/>
-      </w:r>
-      <w:r>
-        <w:rPr>
-          <w:rStyle w:val="VerbatimChar"/>
-        </w:rPr>
-        <w:t xml:space="preserve">│  (top menu)      │</w:t>
-      </w:r>
-      <w:r>
-        <w:br/>
-      </w:r>
-      <w:r>
-        <w:rPr>
-          <w:rStyle w:val="VerbatimChar"/>
-        </w:rPr>
-        <w:t xml:space="preserve">└────────┬─────────┘</w:t>
-      </w:r>
-      <w:r>
-        <w:br/>
-      </w:r>
-      <w:r>
-        <w:rPr>
-          <w:rStyle w:val="VerbatimChar"/>
-        </w:rPr>
-        <w:t xml:space="preserve">         │</w:t>
-      </w:r>
-      <w:r>
-        <w:br/>
-      </w:r>
-      <w:r>
-        <w:rPr>
-          <w:rStyle w:val="VerbatimChar"/>
-        </w:rPr>
-        <w:t xml:space="preserve">         ▼</w:t>
-      </w:r>
-      <w:r>
-        <w:br/>
-      </w:r>
-      <w:r>
-        <w:rPr>
-          <w:rStyle w:val="VerbatimChar"/>
-        </w:rPr>
-        <w:t xml:space="preserve">┌──────────────────┐</w:t>
-      </w:r>
-      <w:r>
-        <w:br/>
-      </w:r>
-      <w:r>
-        <w:rPr>
-          <w:rStyle w:val="VerbatimChar"/>
-        </w:rPr>
-        <w:t xml:space="preserve">│  Review your     │</w:t>
-      </w:r>
-      <w:r>
-        <w:br/>
-      </w:r>
-      <w:r>
-        <w:rPr>
-          <w:rStyle w:val="VerbatimChar"/>
-        </w:rPr>
-        <w:t xml:space="preserve">│  selections      │</w:t>
-      </w:r>
-      <w:r>
-        <w:br/>
-      </w:r>
-      <w:r>
-        <w:rPr>
-          <w:rStyle w:val="VerbatimChar"/>
-        </w:rPr>
-        <w:t xml:space="preserve">└────────┬─────────┘</w:t>
-      </w:r>
-      <w:r>
-        <w:br/>
-      </w:r>
-      <w:r>
-        <w:rPr>
-          <w:rStyle w:val="VerbatimChar"/>
-        </w:rPr>
-        <w:t xml:space="preserve">         │</w:t>
-      </w:r>
-      <w:r>
-        <w:br/>
-      </w:r>
-      <w:r>
-        <w:rPr>
-          <w:rStyle w:val="VerbatimChar"/>
-        </w:rPr>
-        <w:t xml:space="preserve">         ▼</w:t>
-      </w:r>
-      <w:r>
-        <w:br/>
-      </w:r>
-      <w:r>
-        <w:rPr>
-          <w:rStyle w:val="VerbatimChar"/>
-        </w:rPr>
-        <w:t xml:space="preserve">┌──────────────────┐</w:t>
-      </w:r>
-      <w:r>
-        <w:br/>
-      </w:r>
-      <w:r>
-        <w:rPr>
-          <w:rStyle w:val="VerbatimChar"/>
-        </w:rPr>
-        <w:t xml:space="preserve">│  Click "Export"  │</w:t>
-      </w:r>
-      <w:r>
-        <w:br/>
-      </w:r>
-      <w:r>
-        <w:rPr>
-          <w:rStyle w:val="VerbatimChar"/>
-        </w:rPr>
-        <w:t xml:space="preserve">│  Choose format   │</w:t>
-      </w:r>
-      <w:r>
-        <w:br/>
-      </w:r>
-      <w:r>
-        <w:rPr>
-          <w:rStyle w:val="VerbatimChar"/>
-        </w:rPr>
-        <w:t xml:space="preserve">└────────┬─────────┘</w:t>
-      </w:r>
-      <w:r>
-        <w:br/>
-      </w:r>
-      <w:r>
-        <w:rPr>
-          <w:rStyle w:val="VerbatimChar"/>
-        </w:rPr>
-        <w:t xml:space="preserve">         │</w:t>
-      </w:r>
-      <w:r>
-        <w:br/>
-      </w:r>
-      <w:r>
-        <w:rPr>
-          <w:rStyle w:val="VerbatimChar"/>
-        </w:rPr>
-        <w:t xml:space="preserve">         ▼</w:t>
-      </w:r>
-      <w:r>
-        <w:br/>
-      </w:r>
-      <w:r>
-        <w:rPr>
-          <w:rStyle w:val="VerbatimChar"/>
-        </w:rPr>
-        <w:t xml:space="preserve">┌──────────────────┐</w:t>
-      </w:r>
-      <w:r>
-        <w:br/>
-      </w:r>
-      <w:r>
-        <w:rPr>
-          <w:rStyle w:val="VerbatimChar"/>
-        </w:rPr>
-        <w:t xml:space="preserve">│  Download file   │</w:t>
-      </w:r>
-      <w:r>
-        <w:br/>
-      </w:r>
-      <w:r>
-        <w:rPr>
-          <w:rStyle w:val="VerbatimChar"/>
-        </w:rPr>
-        <w:t xml:space="preserve">└──────────────────┘</w:t>
+        <w:pStyle w:val="BodyText"/>
+      </w:pPr>
+      <w:r>
+        <w:t xml:space="preserve">Browse</w:t>
+      </w:r>
+      <w:r>
+        <w:t xml:space="preserve">records</w:t>
+      </w:r>
+      <w:r>
+        <w:t xml:space="preserve">Click</w:t>
+      </w:r>
+      <w:r>
+        <w:t xml:space="preserve">"Add</w:t>
+      </w:r>
+      <w:r>
+        <w:t xml:space="preserve">to</w:t>
+      </w:r>
+      <w:r>
+        <w:t xml:space="preserve">Clipboard"</w:t>
+      </w:r>
+      <w:r>
+        <w:t xml:space="preserve">on</w:t>
+      </w:r>
+      <w:r>
+        <w:t xml:space="preserve">each</w:t>
+      </w:r>
+      <w:r>
+        <w:t xml:space="preserve">record</w:t>
+      </w:r>
+      <w:r>
+        <w:t xml:space="preserve">Go</w:t>
+      </w:r>
+      <w:r>
+        <w:t xml:space="preserve">to</w:t>
+      </w:r>
+      <w:r>
+        <w:t xml:space="preserve">Clipboard</w:t>
+      </w:r>
+      <w:r>
+        <w:t xml:space="preserve">(top</w:t>
+      </w:r>
+      <w:r>
+        <w:t xml:space="preserve">menu)</w:t>
+      </w:r>
+      <w:r>
+        <w:t xml:space="preserve">Review</w:t>
+      </w:r>
+      <w:r>
+        <w:t xml:space="preserve">your</w:t>
+      </w:r>
+      <w:r>
+        <w:t xml:space="preserve">selections</w:t>
+      </w:r>
+      <w:r>
+        <w:t xml:space="preserve">Click</w:t>
+      </w:r>
+      <w:r>
+        <w:t xml:space="preserve">"Export"</w:t>
+      </w:r>
+      <w:r>
+        <w:t xml:space="preserve">Choose</w:t>
+      </w:r>
+      <w:r>
+        <w:t xml:space="preserve">format</w:t>
+      </w:r>
+      <w:r>
+        <w:t xml:space="preserve">Download</w:t>
+      </w:r>
+      <w:r>
+        <w:t xml:space="preserve">file</w:t>
       </w:r>
     </w:p>
     <w:bookmarkEnd w:id="30"/>
@@ -1912,7 +1495,7 @@
                 <w:bCs/>
                 <w:b/>
               </w:rPr>
-              <w:t xml:space="preserve">CSV (Spectrum)</w:t>
+              <w:t xml:space="preserve">CSV (Collections Procedures)</w:t>
             </w:r>
           </w:p>
         </w:tc>
@@ -3273,103 +2856,61 @@
     </w:p>
     <w:p>
       <w:pPr>
-        <w:pStyle w:val="SourceCode"/>
-      </w:pPr>
-      <w:r>
-        <w:rPr>
-          <w:rStyle w:val="VerbatimChar"/>
-        </w:rPr>
-        <w:t xml:space="preserve">┌────────────────────────────────────────────────────────────┐</w:t>
-      </w:r>
-      <w:r>
-        <w:br/>
-      </w:r>
-      <w:r>
-        <w:rPr>
-          <w:rStyle w:val="VerbatimChar"/>
-        </w:rPr>
-        <w:t xml:space="preserve">│  A           │  B        │  C                │  D          │</w:t>
-      </w:r>
-      <w:r>
-        <w:br/>
-      </w:r>
-      <w:r>
-        <w:rPr>
-          <w:rStyle w:val="VerbatimChar"/>
-        </w:rPr>
-        <w:t xml:space="preserve">├──────────────┼───────────┼───────────────────┼─────────────┤</w:t>
-      </w:r>
-      <w:r>
-        <w:br/>
-      </w:r>
-      <w:r>
-        <w:rPr>
-          <w:rStyle w:val="VerbatimChar"/>
-        </w:rPr>
-        <w:t xml:space="preserve">│  Identifier  │  Title    │  Date             │  Creator    │</w:t>
-      </w:r>
-      <w:r>
-        <w:br/>
-      </w:r>
-      <w:r>
-        <w:rPr>
-          <w:rStyle w:val="VerbatimChar"/>
-        </w:rPr>
-        <w:t xml:space="preserve">├──────────────┼───────────┼───────────────────┼─────────────┤</w:t>
-      </w:r>
-      <w:r>
-        <w:br/>
-      </w:r>
-      <w:r>
-        <w:rPr>
-          <w:rStyle w:val="VerbatimChar"/>
-        </w:rPr>
-        <w:t xml:space="preserve">│  F001        │  Smith    │  1920-1950        │  John Smith │</w:t>
-      </w:r>
-      <w:r>
-        <w:br/>
-      </w:r>
-      <w:r>
-        <w:rPr>
-          <w:rStyle w:val="VerbatimChar"/>
-        </w:rPr>
-        <w:t xml:space="preserve">│              │  Papers   │                   │             │</w:t>
-      </w:r>
-      <w:r>
-        <w:br/>
-      </w:r>
-      <w:r>
-        <w:rPr>
-          <w:rStyle w:val="VerbatimChar"/>
-        </w:rPr>
-        <w:t xml:space="preserve">├──────────────┼───────────┼───────────────────┼─────────────┤</w:t>
-      </w:r>
-      <w:r>
-        <w:br/>
-      </w:r>
-      <w:r>
-        <w:rPr>
-          <w:rStyle w:val="VerbatimChar"/>
-        </w:rPr>
-        <w:t xml:space="preserve">│  F001/S1     │  Corres-  │  1920-1935        │             │</w:t>
-      </w:r>
-      <w:r>
-        <w:br/>
-      </w:r>
-      <w:r>
-        <w:rPr>
-          <w:rStyle w:val="VerbatimChar"/>
-        </w:rPr>
-        <w:t xml:space="preserve">│              │  pondence │                   │             │</w:t>
-      </w:r>
-      <w:r>
-        <w:br/>
-      </w:r>
-      <w:r>
-        <w:rPr>
-          <w:rStyle w:val="VerbatimChar"/>
-        </w:rPr>
-        <w:t xml:space="preserve">└──────────────┴───────────┴───────────────────┴─────────────┘</w:t>
+        <w:pStyle w:val="BodyText"/>
+      </w:pPr>
+      <w:r>
+        <w:t xml:space="preserve">A</w:t>
+      </w:r>
+      <w:r>
+        <w:t xml:space="preserve">B</w:t>
+      </w:r>
+      <w:r>
+        <w:t xml:space="preserve">C</w:t>
+      </w:r>
+      <w:r>
+        <w:t xml:space="preserve">D</w:t>
+      </w:r>
+      <w:r>
+        <w:t xml:space="preserve">Identifier</w:t>
+      </w:r>
+      <w:r>
+        <w:t xml:space="preserve">Title</w:t>
+      </w:r>
+      <w:r>
+        <w:t xml:space="preserve">Date</w:t>
+      </w:r>
+      <w:r>
+        <w:t xml:space="preserve">Creator</w:t>
+      </w:r>
+      <w:r>
+        <w:t xml:space="preserve">F001</w:t>
+      </w:r>
+      <w:r>
+        <w:t xml:space="preserve">Smith</w:t>
+      </w:r>
+      <w:r>
+        <w:t xml:space="preserve">1920-1950</w:t>
+      </w:r>
+      <w:r>
+        <w:t xml:space="preserve">John</w:t>
+      </w:r>
+      <w:r>
+        <w:t xml:space="preserve">Smith</w:t>
+      </w:r>
+      <w:r>
+        <w:t xml:space="preserve">Papers</w:t>
+      </w:r>
+      <w:r>
+        <w:t xml:space="preserve">F001/S1</w:t>
+      </w:r>
+      <w:r>
+        <w:t xml:space="preserve">Corres-</w:t>
+      </w:r>
+      <w:r>
+        <w:t xml:space="preserve">1920-1935</w:t>
+      </w:r>
+      <w:r>
+        <w:t xml:space="preserve">pondence</w:t>
       </w:r>
     </w:p>
     <w:bookmarkEnd w:id="43"/>
@@ -3956,103 +3497,79 @@
     </w:p>
     <w:p>
       <w:pPr>
-        <w:pStyle w:val="SourceCode"/>
-      </w:pPr>
-      <w:r>
-        <w:rPr>
-          <w:rStyle w:val="VerbatimChar"/>
-        </w:rPr>
-        <w:t xml:space="preserve">┌─────────────────────────────────────────┐</w:t>
-      </w:r>
-      <w:r>
-        <w:br/>
-      </w:r>
-      <w:r>
-        <w:rPr>
-          <w:rStyle w:val="VerbatimChar"/>
-        </w:rPr>
-        <w:t xml:space="preserve">│        SELECT FIELDS TO EXPORT          │</w:t>
-      </w:r>
-      <w:r>
-        <w:br/>
-      </w:r>
-      <w:r>
-        <w:rPr>
-          <w:rStyle w:val="VerbatimChar"/>
-        </w:rPr>
-        <w:t xml:space="preserve">├─────────────────────────────────────────┤</w:t>
-      </w:r>
-      <w:r>
-        <w:br/>
-      </w:r>
-      <w:r>
-        <w:rPr>
-          <w:rStyle w:val="VerbatimChar"/>
-        </w:rPr>
-        <w:t xml:space="preserve">│  ☑ Identifier                           │</w:t>
-      </w:r>
-      <w:r>
-        <w:br/>
-      </w:r>
-      <w:r>
-        <w:rPr>
-          <w:rStyle w:val="VerbatimChar"/>
-        </w:rPr>
-        <w:t xml:space="preserve">│  ☑ Title                                │</w:t>
-      </w:r>
-      <w:r>
-        <w:br/>
-      </w:r>
-      <w:r>
-        <w:rPr>
-          <w:rStyle w:val="VerbatimChar"/>
-        </w:rPr>
-        <w:t xml:space="preserve">│  ☑ Date                                 │</w:t>
-      </w:r>
-      <w:r>
-        <w:br/>
-      </w:r>
-      <w:r>
-        <w:rPr>
-          <w:rStyle w:val="VerbatimChar"/>
-        </w:rPr>
-        <w:t xml:space="preserve">│  ☑ Creator                              │</w:t>
-      </w:r>
-      <w:r>
-        <w:br/>
-      </w:r>
-      <w:r>
-        <w:rPr>
-          <w:rStyle w:val="VerbatimChar"/>
-        </w:rPr>
-        <w:t xml:space="preserve">│  ☐ Physical description (skip)          │</w:t>
-      </w:r>
-      <w:r>
-        <w:br/>
-      </w:r>
-      <w:r>
-        <w:rPr>
-          <w:rStyle w:val="VerbatimChar"/>
-        </w:rPr>
-        <w:t xml:space="preserve">│  ☑ Scope and content                    │</w:t>
-      </w:r>
-      <w:r>
-        <w:br/>
-      </w:r>
-      <w:r>
-        <w:rPr>
-          <w:rStyle w:val="VerbatimChar"/>
-        </w:rPr>
-        <w:t xml:space="preserve">│  ☐ Access conditions (skip)             │</w:t>
-      </w:r>
-      <w:r>
-        <w:br/>
-      </w:r>
-      <w:r>
-        <w:rPr>
-          <w:rStyle w:val="VerbatimChar"/>
-        </w:rPr>
-        <w:t xml:space="preserve">└─────────────────────────────────────────┘</w:t>
+        <w:pStyle w:val="BodyText"/>
+      </w:pPr>
+      <w:r>
+        <w:t xml:space="preserve">SELECT</w:t>
+      </w:r>
+      <w:r>
+        <w:t xml:space="preserve">FIELDS</w:t>
+      </w:r>
+      <w:r>
+        <w:t xml:space="preserve">TO</w:t>
+      </w:r>
+      <w:r>
+        <w:t xml:space="preserve">EXPORT</w:t>
+      </w:r>
+      <w:r>
+        <w:t xml:space="preserve">☑</w:t>
+      </w:r>
+      <w:r>
+        <w:t xml:space="preserve">Identifier</w:t>
+      </w:r>
+      <w:r>
+        <w:t xml:space="preserve">☑</w:t>
+      </w:r>
+      <w:r>
+        <w:t xml:space="preserve">Title</w:t>
+      </w:r>
+      <w:r>
+        <w:t xml:space="preserve">☑</w:t>
+      </w:r>
+      <w:r>
+        <w:t xml:space="preserve">Date</w:t>
+      </w:r>
+      <w:r>
+        <w:t xml:space="preserve">☑</w:t>
+      </w:r>
+      <w:r>
+        <w:t xml:space="preserve">Creator</w:t>
+      </w:r>
+      <w:r>
+        <w:t xml:space="preserve">☐</w:t>
+      </w:r>
+      <w:r>
+        <w:t xml:space="preserve">Physical</w:t>
+      </w:r>
+      <w:r>
+        <w:t xml:space="preserve">description</w:t>
+      </w:r>
+      <w:r>
+        <w:t xml:space="preserve">(skip)</w:t>
+      </w:r>
+      <w:r>
+        <w:t xml:space="preserve">☑</w:t>
+      </w:r>
+      <w:r>
+        <w:t xml:space="preserve">Scope</w:t>
+      </w:r>
+      <w:r>
+        <w:t xml:space="preserve">and</w:t>
+      </w:r>
+      <w:r>
+        <w:t xml:space="preserve">content</w:t>
+      </w:r>
+      <w:r>
+        <w:t xml:space="preserve">☐</w:t>
+      </w:r>
+      <w:r>
+        <w:t xml:space="preserve">Access</w:t>
+      </w:r>
+      <w:r>
+        <w:t xml:space="preserve">conditions</w:t>
+      </w:r>
+      <w:r>
+        <w:t xml:space="preserve">(skip)</w:t>
       </w:r>
     </w:p>
     <w:p>
